--- a/hmWorld_prompt.docx
+++ b/hmWorld_prompt.docx
@@ -110,11 +110,19 @@
       </w:r>
     </w:p>
     <w:p>
-      <w:r>
-        <w:rPr>
-          <w:rFonts w:hint="eastAsia"/>
-        </w:rPr>
-        <w:t>아이디/ 비밀번호 찾기는 클릭은 가능하지만 아무런 기능이 없습니다.</w:t>
+      <w:proofErr w:type="gramStart"/>
+      <w:r>
+        <w:rPr>
+          <w:rFonts w:hint="eastAsia"/>
+        </w:rPr>
+        <w:t>아이디/ 비밀번호</w:t>
+      </w:r>
+      <w:proofErr w:type="gramEnd"/>
+      <w:r>
+        <w:rPr>
+          <w:rFonts w:hint="eastAsia"/>
+        </w:rPr>
+        <w:t xml:space="preserve"> 찾기는 클릭은 가능하지만 아무런 기능이 없습니다.</w:t>
       </w:r>
     </w:p>
     <w:p>
@@ -324,15 +332,43 @@
         <w:rPr>
           <w:rFonts w:hint="eastAsia"/>
         </w:rPr>
-        <w:t>그리고 비밀번호를 두번 입력하고, 이름과 생년월일, 전화번호를 모두 입력합니다.</w:t>
-      </w:r>
-    </w:p>
-    <w:p>
-      <w:r>
-        <w:rPr>
-          <w:rFonts w:hint="eastAsia"/>
-        </w:rPr>
-        <w:t>모든 조건을 만족한다면 회원가입 완료를 눌렀을 때, 모든 데이터가 account db에 추가되며 1번 로그인 화면으로 넘어갑니다.</w:t>
+        <w:t xml:space="preserve">그리고 비밀번호를 </w:t>
+      </w:r>
+      <w:proofErr w:type="spellStart"/>
+      <w:r>
+        <w:rPr>
+          <w:rFonts w:hint="eastAsia"/>
+        </w:rPr>
+        <w:t>두번</w:t>
+      </w:r>
+      <w:proofErr w:type="spellEnd"/>
+      <w:r>
+        <w:rPr>
+          <w:rFonts w:hint="eastAsia"/>
+        </w:rPr>
+        <w:t xml:space="preserve"> 입력하고, 이름과 생년월일, 전화번호를 모두 입력합니다.</w:t>
+      </w:r>
+    </w:p>
+    <w:p>
+      <w:r>
+        <w:rPr>
+          <w:rFonts w:hint="eastAsia"/>
+        </w:rPr>
+        <w:t xml:space="preserve">모든 조건을 만족한다면 회원가입 완료를 눌렀을 때, 모든 데이터가 account </w:t>
+      </w:r>
+      <w:proofErr w:type="spellStart"/>
+      <w:r>
+        <w:rPr>
+          <w:rFonts w:hint="eastAsia"/>
+        </w:rPr>
+        <w:t>db</w:t>
+      </w:r>
+      <w:proofErr w:type="spellEnd"/>
+      <w:r>
+        <w:rPr>
+          <w:rFonts w:hint="eastAsia"/>
+        </w:rPr>
+        <w:t>에 추가되며 1번 로그인 화면으로 넘어갑니다.</w:t>
       </w:r>
     </w:p>
     <w:p>
@@ -392,8 +428,16 @@
         <w:rPr>
           <w:rFonts w:hint="eastAsia"/>
         </w:rPr>
-        <w:t>관리자 메인화면</w:t>
-      </w:r>
+        <w:t xml:space="preserve">관리자 </w:t>
+      </w:r>
+      <w:proofErr w:type="spellStart"/>
+      <w:r>
+        <w:rPr>
+          <w:rFonts w:hint="eastAsia"/>
+        </w:rPr>
+        <w:t>메인화면</w:t>
+      </w:r>
+      <w:proofErr w:type="spellEnd"/>
     </w:p>
     <w:p>
       <w:r>
@@ -448,7 +492,21 @@
         <w:rPr>
           <w:rFonts w:hint="eastAsia"/>
         </w:rPr>
-        <w:t>우측 상단에 있는 로그아웃 버튼을 누르면 1.로그인 화면으로 나가게 됩니다.</w:t>
+        <w:t xml:space="preserve">우측 상단에 있는 로그아웃 버튼을 누르면 </w:t>
+      </w:r>
+      <w:proofErr w:type="gramStart"/>
+      <w:r>
+        <w:rPr>
+          <w:rFonts w:hint="eastAsia"/>
+        </w:rPr>
+        <w:t>1.로그인</w:t>
+      </w:r>
+      <w:proofErr w:type="gramEnd"/>
+      <w:r>
+        <w:rPr>
+          <w:rFonts w:hint="eastAsia"/>
+        </w:rPr>
+        <w:t xml:space="preserve"> 화면으로 나가게 됩니다.</w:t>
       </w:r>
     </w:p>
     <w:p>
@@ -472,8 +530,16 @@
         <w:rPr>
           <w:rFonts w:hint="eastAsia"/>
         </w:rPr>
-        <w:t>고객 메인화면</w:t>
-      </w:r>
+        <w:t xml:space="preserve">고객 </w:t>
+      </w:r>
+      <w:proofErr w:type="spellStart"/>
+      <w:r>
+        <w:rPr>
+          <w:rFonts w:hint="eastAsia"/>
+        </w:rPr>
+        <w:t>메인화면</w:t>
+      </w:r>
+      <w:proofErr w:type="spellEnd"/>
     </w:p>
     <w:p>
       <w:pPr>
@@ -670,7 +736,99 @@
         <w:rPr>
           <w:rFonts w:hint="eastAsia"/>
         </w:rPr>
-        <w:t>고객 메인화면 입니다. 상단 글씨와 아래에 캐러셀 화면이 있습니다. 캐러셀 화면은 db에 home_image를 불러와서 사용합니다. 3초에 한번씩 다음 리스트로 넘어가며 직접 드래그해서 이전, 다음 화면으로 넘길 수 있습니다.</w:t>
+        <w:t xml:space="preserve">고객 </w:t>
+      </w:r>
+      <w:proofErr w:type="spellStart"/>
+      <w:proofErr w:type="gramStart"/>
+      <w:r>
+        <w:rPr>
+          <w:rFonts w:hint="eastAsia"/>
+        </w:rPr>
+        <w:t>메인화면</w:t>
+      </w:r>
+      <w:proofErr w:type="spellEnd"/>
+      <w:r>
+        <w:rPr>
+          <w:rFonts w:hint="eastAsia"/>
+        </w:rPr>
+        <w:t xml:space="preserve"> 입니다</w:t>
+      </w:r>
+      <w:proofErr w:type="gramEnd"/>
+      <w:r>
+        <w:rPr>
+          <w:rFonts w:hint="eastAsia"/>
+        </w:rPr>
+        <w:t xml:space="preserve">. 상단 글씨와 아래에 </w:t>
+      </w:r>
+      <w:proofErr w:type="spellStart"/>
+      <w:r>
+        <w:rPr>
+          <w:rFonts w:hint="eastAsia"/>
+        </w:rPr>
+        <w:t>캐러셀</w:t>
+      </w:r>
+      <w:proofErr w:type="spellEnd"/>
+      <w:r>
+        <w:rPr>
+          <w:rFonts w:hint="eastAsia"/>
+        </w:rPr>
+        <w:t xml:space="preserve"> 화면이 있습니다. </w:t>
+      </w:r>
+      <w:proofErr w:type="spellStart"/>
+      <w:r>
+        <w:rPr>
+          <w:rFonts w:hint="eastAsia"/>
+        </w:rPr>
+        <w:t>캐러셀</w:t>
+      </w:r>
+      <w:proofErr w:type="spellEnd"/>
+      <w:r>
+        <w:rPr>
+          <w:rFonts w:hint="eastAsia"/>
+        </w:rPr>
+        <w:t xml:space="preserve"> 화면은 </w:t>
+      </w:r>
+      <w:proofErr w:type="spellStart"/>
+      <w:r>
+        <w:rPr>
+          <w:rFonts w:hint="eastAsia"/>
+        </w:rPr>
+        <w:t>db</w:t>
+      </w:r>
+      <w:proofErr w:type="spellEnd"/>
+      <w:r>
+        <w:rPr>
+          <w:rFonts w:hint="eastAsia"/>
+        </w:rPr>
+        <w:t xml:space="preserve">에 </w:t>
+      </w:r>
+      <w:proofErr w:type="spellStart"/>
+      <w:r>
+        <w:rPr>
+          <w:rFonts w:hint="eastAsia"/>
+        </w:rPr>
+        <w:t>home_image</w:t>
+      </w:r>
+      <w:proofErr w:type="spellEnd"/>
+      <w:r>
+        <w:rPr>
+          <w:rFonts w:hint="eastAsia"/>
+        </w:rPr>
+        <w:t xml:space="preserve">를 불러와서 사용합니다. 3초에 </w:t>
+      </w:r>
+      <w:proofErr w:type="gramStart"/>
+      <w:r>
+        <w:rPr>
+          <w:rFonts w:hint="eastAsia"/>
+        </w:rPr>
+        <w:t>한번씩</w:t>
+      </w:r>
+      <w:proofErr w:type="gramEnd"/>
+      <w:r>
+        <w:rPr>
+          <w:rFonts w:hint="eastAsia"/>
+        </w:rPr>
+        <w:t xml:space="preserve"> 다음 리스트로 넘어가며 직접 드래그해서 이전, 다음 화면으로 넘길 수 있습니다.</w:t>
       </w:r>
     </w:p>
     <w:p>
@@ -687,7 +845,21 @@
         <w:rPr>
           <w:rFonts w:hint="eastAsia"/>
         </w:rPr>
-        <w:t>현재 구매한 티켓이 없습니다. 탭하여 티켓 구매하기</w:t>
+        <w:t xml:space="preserve">현재 구매한 티켓이 없습니다. </w:t>
+      </w:r>
+      <w:proofErr w:type="spellStart"/>
+      <w:r>
+        <w:rPr>
+          <w:rFonts w:hint="eastAsia"/>
+        </w:rPr>
+        <w:t>탭하여</w:t>
+      </w:r>
+      <w:proofErr w:type="spellEnd"/>
+      <w:r>
+        <w:rPr>
+          <w:rFonts w:hint="eastAsia"/>
+        </w:rPr>
+        <w:t xml:space="preserve"> 티켓 구매하기</w:t>
       </w:r>
       <w:r>
         <w:t>”</w:t>
@@ -722,21 +894,77 @@
         <w:rPr>
           <w:rFonts w:hint="eastAsia"/>
         </w:rPr>
-        <w:t>라는 글씨가 나옵니다. 그리고 더 이상 클릭 할 수 없습니다.</w:t>
-      </w:r>
-    </w:p>
-    <w:p>
-      <w:r>
-        <w:rPr>
-          <w:rFonts w:hint="eastAsia"/>
-        </w:rPr>
-        <w:t xml:space="preserve">그리고 어트렉션 예약을 할 경우 </w:t>
-      </w:r>
-      <w:r>
-        <w:rPr>
-          <w:rFonts w:hint="eastAsia"/>
-        </w:rPr>
-        <w:t xml:space="preserve">그 어트랙션의 예상 대기시간이 나옵니다. 예상 대기시간은 롤로코스터의 총 정원 인원이 20명이라고 했을 때 20명 단위로 10분씩 걸립니다. 그리고 오른쪽에 </w:t>
+        <w:t xml:space="preserve">라는 글씨가 나옵니다. 그리고 더 이상 </w:t>
+      </w:r>
+      <w:proofErr w:type="gramStart"/>
+      <w:r>
+        <w:rPr>
+          <w:rFonts w:hint="eastAsia"/>
+        </w:rPr>
+        <w:t>클릭 할</w:t>
+      </w:r>
+      <w:proofErr w:type="gramEnd"/>
+      <w:r>
+        <w:rPr>
+          <w:rFonts w:hint="eastAsia"/>
+        </w:rPr>
+        <w:t xml:space="preserve"> 수 없습니다.</w:t>
+      </w:r>
+    </w:p>
+    <w:p>
+      <w:r>
+        <w:rPr>
+          <w:rFonts w:hint="eastAsia"/>
+        </w:rPr>
+        <w:t xml:space="preserve">그리고 </w:t>
+      </w:r>
+      <w:proofErr w:type="spellStart"/>
+      <w:r>
+        <w:rPr>
+          <w:rFonts w:hint="eastAsia"/>
+        </w:rPr>
+        <w:t>어트렉션</w:t>
+      </w:r>
+      <w:proofErr w:type="spellEnd"/>
+      <w:r>
+        <w:rPr>
+          <w:rFonts w:hint="eastAsia"/>
+        </w:rPr>
+        <w:t xml:space="preserve"> 예약을 할 경우 </w:t>
+      </w:r>
+      <w:r>
+        <w:rPr>
+          <w:rFonts w:hint="eastAsia"/>
+        </w:rPr>
+        <w:t xml:space="preserve">그 </w:t>
+      </w:r>
+      <w:proofErr w:type="spellStart"/>
+      <w:r>
+        <w:rPr>
+          <w:rFonts w:hint="eastAsia"/>
+        </w:rPr>
+        <w:t>어트랙션의</w:t>
+      </w:r>
+      <w:proofErr w:type="spellEnd"/>
+      <w:r>
+        <w:rPr>
+          <w:rFonts w:hint="eastAsia"/>
+        </w:rPr>
+        <w:t xml:space="preserve"> 예상 대기시간이 나옵니다. 예상 대기시간은 </w:t>
+      </w:r>
+      <w:proofErr w:type="spellStart"/>
+      <w:r>
+        <w:rPr>
+          <w:rFonts w:hint="eastAsia"/>
+        </w:rPr>
+        <w:t>롤로코스터의</w:t>
+      </w:r>
+      <w:proofErr w:type="spellEnd"/>
+      <w:r>
+        <w:rPr>
+          <w:rFonts w:hint="eastAsia"/>
+        </w:rPr>
+        <w:t xml:space="preserve"> 총 정원 인원이 20명이라고 했을 때 20명 단위로 10분씩 걸립니다. 그리고 오른쪽에 </w:t>
       </w:r>
       <w:r>
         <w:t>“</w:t>
@@ -781,7 +1009,21 @@
         <w:rPr>
           <w:rFonts w:hint="eastAsia"/>
         </w:rPr>
-        <w:t>정말로 예약을 취소하시겠습니까?</w:t>
+        <w:t xml:space="preserve">정말로 예약을 </w:t>
+      </w:r>
+      <w:proofErr w:type="spellStart"/>
+      <w:r>
+        <w:rPr>
+          <w:rFonts w:hint="eastAsia"/>
+        </w:rPr>
+        <w:t>취소하시겠습니까</w:t>
+      </w:r>
+      <w:proofErr w:type="spellEnd"/>
+      <w:r>
+        <w:rPr>
+          <w:rFonts w:hint="eastAsia"/>
+        </w:rPr>
+        <w:t>?</w:t>
       </w:r>
       <w:r>
         <w:t>”</w:t>
@@ -790,30 +1032,156 @@
         <w:rPr>
           <w:rFonts w:hint="eastAsia"/>
         </w:rPr>
-        <w:t>라는 알림창이 뜨고 취소를 누를경우 알림창만 닫히고 확인을 누른다면 나 혼자만 예약이 취소되게 됩니다. 그리고 단체 예약 취소 버튼을 누른다면 마찬가지로 알림창이 뜨면서 재차 확인하고 확인을 누른</w:t>
+        <w:t xml:space="preserve">라는 </w:t>
+      </w:r>
+      <w:proofErr w:type="spellStart"/>
+      <w:r>
+        <w:rPr>
+          <w:rFonts w:hint="eastAsia"/>
+        </w:rPr>
+        <w:t>알림창이</w:t>
+      </w:r>
+      <w:proofErr w:type="spellEnd"/>
+      <w:r>
+        <w:rPr>
+          <w:rFonts w:hint="eastAsia"/>
+        </w:rPr>
+        <w:t xml:space="preserve"> 뜨고 취소를 </w:t>
+      </w:r>
+      <w:proofErr w:type="spellStart"/>
+      <w:r>
+        <w:rPr>
+          <w:rFonts w:hint="eastAsia"/>
+        </w:rPr>
+        <w:t>누를경우</w:t>
+      </w:r>
+      <w:proofErr w:type="spellEnd"/>
+      <w:r>
+        <w:rPr>
+          <w:rFonts w:hint="eastAsia"/>
+        </w:rPr>
+        <w:t xml:space="preserve"> </w:t>
+      </w:r>
+      <w:proofErr w:type="spellStart"/>
+      <w:r>
+        <w:rPr>
+          <w:rFonts w:hint="eastAsia"/>
+        </w:rPr>
+        <w:t>알림창만</w:t>
+      </w:r>
+      <w:proofErr w:type="spellEnd"/>
+      <w:r>
+        <w:rPr>
+          <w:rFonts w:hint="eastAsia"/>
+        </w:rPr>
+        <w:t xml:space="preserve"> 닫히고 확인을 누른다면 나 혼자만 예약이 취소되게 됩니다. 그리고 단체 예약 취소 버튼을 누른다면 마찬가지로 </w:t>
+      </w:r>
+      <w:proofErr w:type="spellStart"/>
+      <w:r>
+        <w:rPr>
+          <w:rFonts w:hint="eastAsia"/>
+        </w:rPr>
+        <w:t>알림창이</w:t>
+      </w:r>
+      <w:proofErr w:type="spellEnd"/>
+      <w:r>
+        <w:rPr>
+          <w:rFonts w:hint="eastAsia"/>
+        </w:rPr>
+        <w:t xml:space="preserve"> 뜨면서 재차 확인하고 확인을 누른</w:t>
       </w:r>
       <w:r>
         <w:rPr>
           <w:rFonts w:hint="eastAsia"/>
         </w:rPr>
         <w:lastRenderedPageBreak/>
-        <w:t>다면 같이 예약한 모든 인원이 예약 취소 됩니다.</w:t>
-      </w:r>
-    </w:p>
-    <w:p>
-      <w:r>
-        <w:rPr>
-          <w:rFonts w:hint="eastAsia"/>
-        </w:rPr>
-        <w:t>아래에는 공지사항이 리스트로 있습니다. 공지사항은 home_board에서 가져오며 리스트를 누를 경우 공지사항 상세보기 화면으로 넘어갑니다. 그리고 작성날짜가 7일 이내일 경우 제목 옆에 new라는 이미지가 뜹니다.</w:t>
-      </w:r>
-    </w:p>
-    <w:p>
-      <w:r>
-        <w:rPr>
-          <w:rFonts w:hint="eastAsia"/>
-        </w:rPr>
-        <w:t>우측 하단에는 플로팅 액션 버튼이 있는데 이것을 누르면 챗봇이 화면에 나옵니다. 챗봇은 사진과 같이 화면만 만들어 주고 기능은 넣지 말아주세요.</w:t>
+        <w:t xml:space="preserve">다면 같이 예약한 모든 인원이 예약 </w:t>
+      </w:r>
+      <w:proofErr w:type="gramStart"/>
+      <w:r>
+        <w:rPr>
+          <w:rFonts w:hint="eastAsia"/>
+        </w:rPr>
+        <w:t>취소 됩니다</w:t>
+      </w:r>
+      <w:proofErr w:type="gramEnd"/>
+      <w:r>
+        <w:rPr>
+          <w:rFonts w:hint="eastAsia"/>
+        </w:rPr>
+        <w:t>.</w:t>
+      </w:r>
+    </w:p>
+    <w:p>
+      <w:r>
+        <w:rPr>
+          <w:rFonts w:hint="eastAsia"/>
+        </w:rPr>
+        <w:t xml:space="preserve">아래에는 공지사항이 리스트로 있습니다. 공지사항은 </w:t>
+      </w:r>
+      <w:proofErr w:type="spellStart"/>
+      <w:r>
+        <w:rPr>
+          <w:rFonts w:hint="eastAsia"/>
+        </w:rPr>
+        <w:t>home_board</w:t>
+      </w:r>
+      <w:proofErr w:type="spellEnd"/>
+      <w:r>
+        <w:rPr>
+          <w:rFonts w:hint="eastAsia"/>
+        </w:rPr>
+        <w:t>에서 가져오며 리스트를 누를 경우 공지사항 상세보기 화면으로 넘어갑니다. 그리고 작성날짜가 7일 이내일 경우 제목 옆에 new라는 이미지가 뜹니다.</w:t>
+      </w:r>
+    </w:p>
+    <w:p>
+      <w:r>
+        <w:rPr>
+          <w:rFonts w:hint="eastAsia"/>
+        </w:rPr>
+        <w:t xml:space="preserve">우측 하단에는 </w:t>
+      </w:r>
+      <w:proofErr w:type="spellStart"/>
+      <w:r>
+        <w:rPr>
+          <w:rFonts w:hint="eastAsia"/>
+        </w:rPr>
+        <w:t>플로팅</w:t>
+      </w:r>
+      <w:proofErr w:type="spellEnd"/>
+      <w:r>
+        <w:rPr>
+          <w:rFonts w:hint="eastAsia"/>
+        </w:rPr>
+        <w:t xml:space="preserve"> 액션 버튼이 있는데 이것을 누르면 </w:t>
+      </w:r>
+      <w:proofErr w:type="spellStart"/>
+      <w:r>
+        <w:rPr>
+          <w:rFonts w:hint="eastAsia"/>
+        </w:rPr>
+        <w:t>챗봇이</w:t>
+      </w:r>
+      <w:proofErr w:type="spellEnd"/>
+      <w:r>
+        <w:rPr>
+          <w:rFonts w:hint="eastAsia"/>
+        </w:rPr>
+        <w:t xml:space="preserve"> 화면에 나옵니다. </w:t>
+      </w:r>
+      <w:proofErr w:type="spellStart"/>
+      <w:r>
+        <w:rPr>
+          <w:rFonts w:hint="eastAsia"/>
+        </w:rPr>
+        <w:t>챗봇은</w:t>
+      </w:r>
+      <w:proofErr w:type="spellEnd"/>
+      <w:r>
+        <w:rPr>
+          <w:rFonts w:hint="eastAsia"/>
+        </w:rPr>
+        <w:t xml:space="preserve"> 사진과 같이 화면만 만들어 주고 기능은 넣지 말아주세요.</w:t>
       </w:r>
     </w:p>
     <w:p>
@@ -826,7 +1194,49 @@
         <w:rPr>
           <w:rFonts w:hint="eastAsia"/>
         </w:rPr>
-        <w:t xml:space="preserve">하단에는 네비게이션 바가 있으며 어트랙션 예약, 상품 구매, 홈, 지도, 내정보 이렇게 보입니다. 클릭 하지 않은 </w:t>
+        <w:t xml:space="preserve">하단에는 네비게이션 바가 있으며 </w:t>
+      </w:r>
+      <w:proofErr w:type="spellStart"/>
+      <w:r>
+        <w:rPr>
+          <w:rFonts w:hint="eastAsia"/>
+        </w:rPr>
+        <w:t>어트랙션</w:t>
+      </w:r>
+      <w:proofErr w:type="spellEnd"/>
+      <w:r>
+        <w:rPr>
+          <w:rFonts w:hint="eastAsia"/>
+        </w:rPr>
+        <w:t xml:space="preserve"> 예약, 상품 구매, 홈, 지도, </w:t>
+      </w:r>
+      <w:proofErr w:type="spellStart"/>
+      <w:r>
+        <w:rPr>
+          <w:rFonts w:hint="eastAsia"/>
+        </w:rPr>
+        <w:t>내정보</w:t>
+      </w:r>
+      <w:proofErr w:type="spellEnd"/>
+      <w:r>
+        <w:rPr>
+          <w:rFonts w:hint="eastAsia"/>
+        </w:rPr>
+        <w:t xml:space="preserve"> 이렇게 보입니다. </w:t>
+      </w:r>
+      <w:proofErr w:type="gramStart"/>
+      <w:r>
+        <w:rPr>
+          <w:rFonts w:hint="eastAsia"/>
+        </w:rPr>
+        <w:t>클릭 하지</w:t>
+      </w:r>
+      <w:proofErr w:type="gramEnd"/>
+      <w:r>
+        <w:rPr>
+          <w:rFonts w:hint="eastAsia"/>
+        </w:rPr>
+        <w:t xml:space="preserve"> 않은 </w:t>
       </w:r>
       <w:r>
         <w:rPr>
@@ -835,7 +1245,55 @@
         <w:t>버튼은 회색이며 클릭한 버튼은 보라색 배경이 나오게 됩니다.</w:t>
       </w:r>
     </w:p>
-    <w:p/>
+    <w:p>
+      <w:pPr>
+        <w:rPr>
+          <w:rFonts w:hint="eastAsia"/>
+        </w:rPr>
+      </w:pPr>
+      <w:r>
+        <w:rPr>
+          <w:rFonts w:hint="eastAsia"/>
+        </w:rPr>
+        <w:t xml:space="preserve">그리고 예상 대기 시간이 30분이 된다면 앱이 꺼져 있는 상태라도 앱 알람으로 </w:t>
+      </w:r>
+      <w:r>
+        <w:t>“</w:t>
+      </w:r>
+      <w:r>
+        <w:rPr>
+          <w:rFonts w:hint="eastAsia"/>
+        </w:rPr>
+        <w:t>예상 대기시간 30분 남았습니다.</w:t>
+      </w:r>
+      <w:r>
+        <w:t>”</w:t>
+      </w:r>
+      <w:r>
+        <w:rPr>
+          <w:rFonts w:hint="eastAsia"/>
+        </w:rPr>
+        <w:t xml:space="preserve"> 10분이 남았다면 </w:t>
+      </w:r>
+      <w:r>
+        <w:t>“</w:t>
+      </w:r>
+      <w:r>
+        <w:rPr>
+          <w:rFonts w:hint="eastAsia"/>
+        </w:rPr>
+        <w:t>예상 대기시간 10분 남았습니다. 탑승준비 바랍니다</w:t>
+      </w:r>
+      <w:r>
+        <w:t>”</w:t>
+      </w:r>
+      <w:r>
+        <w:rPr>
+          <w:rFonts w:hint="eastAsia"/>
+        </w:rPr>
+        <w:t xml:space="preserve"> 라는 메시지가 가게 해줘.</w:t>
+      </w:r>
+    </w:p>
     <w:p>
       <w:pPr>
         <w:pStyle w:val="a6"/>
@@ -902,15 +1360,57 @@
         <w:rPr>
           <w:rFonts w:hint="eastAsia"/>
         </w:rPr>
-        <w:t>나오는 화면입니다. 상단에 뒤로가기 버튼과 공지사항 글씨가 보입니다.</w:t>
-      </w:r>
-    </w:p>
-    <w:p>
-      <w:r>
-        <w:rPr>
-          <w:rFonts w:hint="eastAsia"/>
-        </w:rPr>
-        <w:t>아래에는 공지사항 타이틀, 시간, 내용이 보이고 챗봇 플로팅 액션 버튼은 여전히 떠 있습니다.</w:t>
+        <w:t xml:space="preserve">나오는 화면입니다. 상단에 </w:t>
+      </w:r>
+      <w:proofErr w:type="spellStart"/>
+      <w:r>
+        <w:rPr>
+          <w:rFonts w:hint="eastAsia"/>
+        </w:rPr>
+        <w:t>뒤로가기</w:t>
+      </w:r>
+      <w:proofErr w:type="spellEnd"/>
+      <w:r>
+        <w:rPr>
+          <w:rFonts w:hint="eastAsia"/>
+        </w:rPr>
+        <w:t xml:space="preserve"> 버튼과 공지사항 글씨가 보입니다.</w:t>
+      </w:r>
+    </w:p>
+    <w:p>
+      <w:r>
+        <w:rPr>
+          <w:rFonts w:hint="eastAsia"/>
+        </w:rPr>
+        <w:t xml:space="preserve">아래에는 공지사항 타이틀, 시간, 내용이 보이고 </w:t>
+      </w:r>
+      <w:proofErr w:type="spellStart"/>
+      <w:r>
+        <w:rPr>
+          <w:rFonts w:hint="eastAsia"/>
+        </w:rPr>
+        <w:t>챗봇</w:t>
+      </w:r>
+      <w:proofErr w:type="spellEnd"/>
+      <w:r>
+        <w:rPr>
+          <w:rFonts w:hint="eastAsia"/>
+        </w:rPr>
+        <w:t xml:space="preserve"> </w:t>
+      </w:r>
+      <w:proofErr w:type="spellStart"/>
+      <w:r>
+        <w:rPr>
+          <w:rFonts w:hint="eastAsia"/>
+        </w:rPr>
+        <w:t>플로팅</w:t>
+      </w:r>
+      <w:proofErr w:type="spellEnd"/>
+      <w:r>
+        <w:rPr>
+          <w:rFonts w:hint="eastAsia"/>
+        </w:rPr>
+        <w:t xml:space="preserve"> 액션 버튼은 여전히 떠 있습니다.</w:t>
       </w:r>
     </w:p>
     <w:p/>
@@ -1137,11 +1637,19 @@
       </w:r>
     </w:p>
     <w:p>
-      <w:r>
-        <w:rPr>
-          <w:rFonts w:hint="eastAsia"/>
-        </w:rPr>
-        <w:t>네비게이션바에서 상품 구매 버튼을 눌렀을 경우 나오는 화면입니다.</w:t>
+      <w:proofErr w:type="spellStart"/>
+      <w:r>
+        <w:rPr>
+          <w:rFonts w:hint="eastAsia"/>
+        </w:rPr>
+        <w:t>네비게이션바에서</w:t>
+      </w:r>
+      <w:proofErr w:type="spellEnd"/>
+      <w:r>
+        <w:rPr>
+          <w:rFonts w:hint="eastAsia"/>
+        </w:rPr>
+        <w:t xml:space="preserve"> 상품 구매 버튼을 눌렀을 경우 나오는 화면입니다.</w:t>
       </w:r>
     </w:p>
     <w:p>
@@ -1157,7 +1665,21 @@
         <w:rPr>
           <w:rFonts w:hint="eastAsia"/>
         </w:rPr>
-        <w:t xml:space="preserve">그 아래에는 상품검색이 가능합니다. 예를들어 </w:t>
+        <w:t xml:space="preserve">그 아래에는 상품검색이 가능합니다. </w:t>
+      </w:r>
+      <w:proofErr w:type="spellStart"/>
+      <w:r>
+        <w:rPr>
+          <w:rFonts w:hint="eastAsia"/>
+        </w:rPr>
+        <w:t>예를들어</w:t>
+      </w:r>
+      <w:proofErr w:type="spellEnd"/>
+      <w:r>
+        <w:rPr>
+          <w:rFonts w:hint="eastAsia"/>
+        </w:rPr>
+        <w:t xml:space="preserve"> </w:t>
       </w:r>
       <w:r>
         <w:t>“</w:t>
@@ -1198,12 +1720,14 @@
       <w:r>
         <w:t>“</w:t>
       </w:r>
+      <w:proofErr w:type="spellStart"/>
       <w:r>
         <w:rPr>
           <w:rFonts w:hint="eastAsia"/>
         </w:rPr>
         <w:t>캐릭</w:t>
       </w:r>
+      <w:proofErr w:type="spellEnd"/>
       <w:r>
         <w:t>”</w:t>
       </w:r>
@@ -1229,15 +1753,71 @@
         <w:rPr>
           <w:rFonts w:hint="eastAsia"/>
         </w:rPr>
-        <w:t xml:space="preserve"> 이런식으로 검색해도 목록에 나오게 됩니다. 상품검색에 글씨를 입력하면 엔터를 누르지 않아도 바로바로 목록이 간추려집니다.</w:t>
-      </w:r>
-    </w:p>
-    <w:p>
-      <w:r>
-        <w:rPr>
-          <w:rFonts w:hint="eastAsia"/>
-        </w:rPr>
-        <w:t xml:space="preserve">그 아래에는 홈 화면과 같은 캐러셀이 있습니다. 3초에 한번씩 넘어가며 드래그로 강제로 이전, 다음 화면으로 넘어갈 수 있습니다. </w:t>
+        <w:t xml:space="preserve"> </w:t>
+      </w:r>
+      <w:proofErr w:type="spellStart"/>
+      <w:r>
+        <w:rPr>
+          <w:rFonts w:hint="eastAsia"/>
+        </w:rPr>
+        <w:t>이런식으로</w:t>
+      </w:r>
+      <w:proofErr w:type="spellEnd"/>
+      <w:r>
+        <w:rPr>
+          <w:rFonts w:hint="eastAsia"/>
+        </w:rPr>
+        <w:t xml:space="preserve"> 검색해도 목록에 나오게 됩니다. 상품검색에 글씨를 입력하면 </w:t>
+      </w:r>
+      <w:proofErr w:type="spellStart"/>
+      <w:r>
+        <w:rPr>
+          <w:rFonts w:hint="eastAsia"/>
+        </w:rPr>
+        <w:t>엔터를</w:t>
+      </w:r>
+      <w:proofErr w:type="spellEnd"/>
+      <w:r>
+        <w:rPr>
+          <w:rFonts w:hint="eastAsia"/>
+        </w:rPr>
+        <w:t xml:space="preserve"> 누르지 않아도 바로바로 목록이 간추려집니다.</w:t>
+      </w:r>
+    </w:p>
+    <w:p>
+      <w:r>
+        <w:rPr>
+          <w:rFonts w:hint="eastAsia"/>
+        </w:rPr>
+        <w:t xml:space="preserve">그 아래에는 홈 화면과 같은 </w:t>
+      </w:r>
+      <w:proofErr w:type="spellStart"/>
+      <w:r>
+        <w:rPr>
+          <w:rFonts w:hint="eastAsia"/>
+        </w:rPr>
+        <w:t>캐러셀이</w:t>
+      </w:r>
+      <w:proofErr w:type="spellEnd"/>
+      <w:r>
+        <w:rPr>
+          <w:rFonts w:hint="eastAsia"/>
+        </w:rPr>
+        <w:t xml:space="preserve"> 있습니다. 3초에 </w:t>
+      </w:r>
+      <w:proofErr w:type="gramStart"/>
+      <w:r>
+        <w:rPr>
+          <w:rFonts w:hint="eastAsia"/>
+        </w:rPr>
+        <w:t>한번씩</w:t>
+      </w:r>
+      <w:proofErr w:type="gramEnd"/>
+      <w:r>
+        <w:rPr>
+          <w:rFonts w:hint="eastAsia"/>
+        </w:rPr>
+        <w:t xml:space="preserve"> 넘어가며 드래그로 강제로 이전, 다음 화면으로 넘어갈 수 있습니다. </w:t>
       </w:r>
       <w:r>
         <w:t>D</w:t>
@@ -1246,7 +1826,21 @@
         <w:rPr>
           <w:rFonts w:hint="eastAsia"/>
         </w:rPr>
-        <w:t>b에 buy_image에서 가져옵니다.</w:t>
+        <w:t xml:space="preserve">b에 </w:t>
+      </w:r>
+      <w:proofErr w:type="spellStart"/>
+      <w:r>
+        <w:rPr>
+          <w:rFonts w:hint="eastAsia"/>
+        </w:rPr>
+        <w:t>buy_image</w:t>
+      </w:r>
+      <w:proofErr w:type="spellEnd"/>
+      <w:r>
+        <w:rPr>
+          <w:rFonts w:hint="eastAsia"/>
+        </w:rPr>
+        <w:t>에서 가져옵니다.</w:t>
       </w:r>
     </w:p>
     <w:p>
@@ -1267,7 +1861,35 @@
         <w:rPr>
           <w:rFonts w:hint="eastAsia"/>
         </w:rPr>
-        <w:t>아래에는 상품 리스트가 있습니다. 상품은 이미지, 이름, 가격, 담기버튼이 카드에 담겨서 나타납니다. 추가된지 1달이 되지 않은 경우 new라는 이미지가 카드 좌측 상단에 뜨게 됩니다. 이 목록은 처음부터 끝까지 계속해서 쌓입니다. 그리고 상품검색, 카테고리 선택으로 필터링이 된 경우 필터에 걸린 상</w:t>
+        <w:t xml:space="preserve">아래에는 상품 리스트가 있습니다. 상품은 이미지, 이름, 가격, </w:t>
+      </w:r>
+      <w:proofErr w:type="spellStart"/>
+      <w:r>
+        <w:rPr>
+          <w:rFonts w:hint="eastAsia"/>
+        </w:rPr>
+        <w:t>담기버튼이</w:t>
+      </w:r>
+      <w:proofErr w:type="spellEnd"/>
+      <w:r>
+        <w:rPr>
+          <w:rFonts w:hint="eastAsia"/>
+        </w:rPr>
+        <w:t xml:space="preserve"> 카드에 담겨서 나타납니다. </w:t>
+      </w:r>
+      <w:proofErr w:type="spellStart"/>
+      <w:r>
+        <w:rPr>
+          <w:rFonts w:hint="eastAsia"/>
+        </w:rPr>
+        <w:t>추가된지</w:t>
+      </w:r>
+      <w:proofErr w:type="spellEnd"/>
+      <w:r>
+        <w:rPr>
+          <w:rFonts w:hint="eastAsia"/>
+        </w:rPr>
+        <w:t xml:space="preserve"> 1달이 되지 않은 경우 new라는 이미지가 카드 좌측 상단에 뜨게 됩니다. 이 목록은 처음부터 끝까지 계속해서 쌓입니다. 그리고 상품검색, 카테고리 선택으로 필터링이 된 경우 필터에 걸린 상</w:t>
       </w:r>
       <w:r>
         <w:rPr>
@@ -1278,11 +1900,47 @@
       </w:r>
     </w:p>
     <w:p>
-      <w:r>
-        <w:rPr>
-          <w:rFonts w:hint="eastAsia"/>
-        </w:rPr>
-        <w:t>플로팅액션버튼을 누르면 ai 이미지 검색 화면이 나옵니다. 카메라 열기를 누르면 앱 카메라가 열리고, 갤러리에서 선택을 누르면 휴대폰 갤러리가 열리게 됩니다. 플로팅액션 버튼 기능은 여기까지만 해주세요.</w:t>
+      <w:proofErr w:type="spellStart"/>
+      <w:r>
+        <w:rPr>
+          <w:rFonts w:hint="eastAsia"/>
+        </w:rPr>
+        <w:t>플로팅액션버튼을</w:t>
+      </w:r>
+      <w:proofErr w:type="spellEnd"/>
+      <w:r>
+        <w:rPr>
+          <w:rFonts w:hint="eastAsia"/>
+        </w:rPr>
+        <w:t xml:space="preserve"> 누르면 ai 이미지 검색 화면이 나옵니다. 카메라 열기를 누르면 앱 카메라가 열리고, 갤러리에서 선택을 누르면 휴대폰 갤러리가 열리게 됩니다. </w:t>
+      </w:r>
+      <w:proofErr w:type="spellStart"/>
+      <w:r>
+        <w:rPr>
+          <w:rFonts w:hint="eastAsia"/>
+        </w:rPr>
+        <w:t>플로팅액션</w:t>
+      </w:r>
+      <w:proofErr w:type="spellEnd"/>
+      <w:r>
+        <w:rPr>
+          <w:rFonts w:hint="eastAsia"/>
+        </w:rPr>
+        <w:t xml:space="preserve"> 버튼 기능은 </w:t>
+      </w:r>
+      <w:proofErr w:type="spellStart"/>
+      <w:r>
+        <w:rPr>
+          <w:rFonts w:hint="eastAsia"/>
+        </w:rPr>
+        <w:t>여기까지만</w:t>
+      </w:r>
+      <w:proofErr w:type="spellEnd"/>
+      <w:r>
+        <w:rPr>
+          <w:rFonts w:hint="eastAsia"/>
+        </w:rPr>
+        <w:t xml:space="preserve"> 해주세요.</w:t>
       </w:r>
     </w:p>
     <w:p>
@@ -1610,7 +2268,21 @@
         <w:rPr>
           <w:rFonts w:hint="eastAsia"/>
         </w:rPr>
-        <w:t>좌측 상단에 뒤로가기 버튼과 장바구니 글씨가 보입니다.</w:t>
+        <w:t xml:space="preserve">좌측 상단에 </w:t>
+      </w:r>
+      <w:proofErr w:type="spellStart"/>
+      <w:r>
+        <w:rPr>
+          <w:rFonts w:hint="eastAsia"/>
+        </w:rPr>
+        <w:t>뒤로가기</w:t>
+      </w:r>
+      <w:proofErr w:type="spellEnd"/>
+      <w:r>
+        <w:rPr>
+          <w:rFonts w:hint="eastAsia"/>
+        </w:rPr>
+        <w:t xml:space="preserve"> 버튼과 장바구니 글씨가 보입니다.</w:t>
       </w:r>
     </w:p>
     <w:p>
@@ -1645,11 +2317,19 @@
       </w:r>
     </w:p>
     <w:p>
-      <w:r>
-        <w:rPr>
-          <w:rFonts w:hint="eastAsia"/>
-        </w:rPr>
-        <w:t xml:space="preserve">비어있는 장바구니는 </w:t>
+      <w:proofErr w:type="spellStart"/>
+      <w:r>
+        <w:rPr>
+          <w:rFonts w:hint="eastAsia"/>
+        </w:rPr>
+        <w:t>비어있는</w:t>
+      </w:r>
+      <w:proofErr w:type="spellEnd"/>
+      <w:r>
+        <w:rPr>
+          <w:rFonts w:hint="eastAsia"/>
+        </w:rPr>
+        <w:t xml:space="preserve"> 장바구니는 </w:t>
       </w:r>
       <w:r>
         <w:t>“</w:t>
@@ -1667,7 +2347,21 @@
         <w:rPr>
           <w:rFonts w:hint="eastAsia"/>
         </w:rPr>
-        <w:t xml:space="preserve"> 글씨와 함께 쇼핑 계속하기 버튼이 나옵니다. 쇼핑계속하기 버튼을 누를 경우 다시 상품구매 화면으로 넘어갑니다.</w:t>
+        <w:t xml:space="preserve"> 글씨와 함께 쇼핑 계속하기 버튼이 나옵니다. </w:t>
+      </w:r>
+      <w:proofErr w:type="spellStart"/>
+      <w:r>
+        <w:rPr>
+          <w:rFonts w:hint="eastAsia"/>
+        </w:rPr>
+        <w:t>쇼핑계속하기</w:t>
+      </w:r>
+      <w:proofErr w:type="spellEnd"/>
+      <w:r>
+        <w:rPr>
+          <w:rFonts w:hint="eastAsia"/>
+        </w:rPr>
+        <w:t xml:space="preserve"> 버튼을 누를 경우 다시 상품구매 화면으로 넘어갑니다.</w:t>
       </w:r>
     </w:p>
     <w:p/>
@@ -1735,14 +2429,106 @@
         <w:rPr>
           <w:rFonts w:hint="eastAsia"/>
         </w:rPr>
-        <w:t xml:space="preserve">상품 구매하기를 누르면 나오는 수령장소 선택 화면입니다. 지도 화면은 예시이며 실제로 지도 api를 </w:t>
+        <w:t xml:space="preserve">상품 구매하기를 누르면 나오는 수령장소 선택 화면입니다. 지도 화면은 예시이며 실제로 지도 </w:t>
+      </w:r>
+      <w:proofErr w:type="spellStart"/>
+      <w:r>
+        <w:rPr>
+          <w:rFonts w:hint="eastAsia"/>
+        </w:rPr>
+        <w:t>api</w:t>
+      </w:r>
+      <w:proofErr w:type="spellEnd"/>
+      <w:r>
+        <w:rPr>
+          <w:rFonts w:hint="eastAsia"/>
+        </w:rPr>
+        <w:t xml:space="preserve">를 </w:t>
       </w:r>
       <w:r>
         <w:rPr>
           <w:rFonts w:hint="eastAsia"/>
         </w:rPr>
         <w:lastRenderedPageBreak/>
-        <w:t>받아올 예정입니다. 그리고 내 주변에 임의로 3군데를 찍은 후 각각 1.메인게이트 매장, 2.중앙광장 매장, 3.퍼레이드로 매장 으로 설정합니다. 그리고 매장 한군데를 누르게 되면 수령장소, 주문목록과 함께 order db로 추가되게 됩니다. 그리고 다시 상품구매 화면으로 나오게 됩니다. 그리고 주문완료 Toast가 뜨게 됩니다.</w:t>
+        <w:t xml:space="preserve">받아올 예정입니다. 그리고 내 주변에 임의로 3군데를 찍은 후 각각 </w:t>
+      </w:r>
+      <w:proofErr w:type="gramStart"/>
+      <w:r>
+        <w:rPr>
+          <w:rFonts w:hint="eastAsia"/>
+        </w:rPr>
+        <w:t>1.</w:t>
+      </w:r>
+      <w:proofErr w:type="spellStart"/>
+      <w:r>
+        <w:rPr>
+          <w:rFonts w:hint="eastAsia"/>
+        </w:rPr>
+        <w:t>메인게이트</w:t>
+      </w:r>
+      <w:proofErr w:type="spellEnd"/>
+      <w:proofErr w:type="gramEnd"/>
+      <w:r>
+        <w:rPr>
+          <w:rFonts w:hint="eastAsia"/>
+        </w:rPr>
+        <w:t xml:space="preserve"> 매장, </w:t>
+      </w:r>
+      <w:proofErr w:type="gramStart"/>
+      <w:r>
+        <w:rPr>
+          <w:rFonts w:hint="eastAsia"/>
+        </w:rPr>
+        <w:t>2.중앙광장</w:t>
+      </w:r>
+      <w:proofErr w:type="gramEnd"/>
+      <w:r>
+        <w:rPr>
+          <w:rFonts w:hint="eastAsia"/>
+        </w:rPr>
+        <w:t xml:space="preserve"> 매장, </w:t>
+      </w:r>
+      <w:proofErr w:type="gramStart"/>
+      <w:r>
+        <w:rPr>
+          <w:rFonts w:hint="eastAsia"/>
+        </w:rPr>
+        <w:t>3.퍼레이드로</w:t>
+      </w:r>
+      <w:proofErr w:type="gramEnd"/>
+      <w:r>
+        <w:rPr>
+          <w:rFonts w:hint="eastAsia"/>
+        </w:rPr>
+        <w:t xml:space="preserve"> </w:t>
+      </w:r>
+      <w:proofErr w:type="gramStart"/>
+      <w:r>
+        <w:rPr>
+          <w:rFonts w:hint="eastAsia"/>
+        </w:rPr>
+        <w:t>매장 으로</w:t>
+      </w:r>
+      <w:proofErr w:type="gramEnd"/>
+      <w:r>
+        <w:rPr>
+          <w:rFonts w:hint="eastAsia"/>
+        </w:rPr>
+        <w:t xml:space="preserve"> 설정합니다. 그리고 매장 한군데를 누르게 되면 수령장소, 주문목록과 함께 order </w:t>
+      </w:r>
+      <w:proofErr w:type="spellStart"/>
+      <w:r>
+        <w:rPr>
+          <w:rFonts w:hint="eastAsia"/>
+        </w:rPr>
+        <w:t>db</w:t>
+      </w:r>
+      <w:proofErr w:type="spellEnd"/>
+      <w:r>
+        <w:rPr>
+          <w:rFonts w:hint="eastAsia"/>
+        </w:rPr>
+        <w:t>로 추가되게 됩니다. 그리고 다시 상품구매 화면으로 나오게 됩니다. 그리고 주문완료 Toast가 뜨게 됩니다.</w:t>
       </w:r>
     </w:p>
     <w:p/>
@@ -1886,22 +2672,64 @@
         <w:rPr>
           <w:rFonts w:hint="eastAsia"/>
         </w:rPr>
-        <w:t xml:space="preserve"> 버튼이 나옵니다. 이 버튼과 상단 뒤로가기 버튼을 누를 경우 상품구매 화면으로 넘어갑니다.</w:t>
-      </w:r>
-    </w:p>
-    <w:p>
-      <w:r>
-        <w:rPr>
-          <w:rFonts w:hint="eastAsia"/>
-        </w:rPr>
-        <w:t>만약 주문 이력이 있으면 주문 날짜, 주문 상품의 이미지, 이름, 수량, 금액, 수령매장, 총결제금액이 나오게 됩니다. 아직 수령하지 않은 경우 준비중 이라는 이미지가 우측 상단에 뜹니다. 만약 수령되었다</w:t>
+        <w:t xml:space="preserve"> 버튼이 나옵니다. 이 버튼과 상단 </w:t>
+      </w:r>
+      <w:proofErr w:type="spellStart"/>
+      <w:r>
+        <w:rPr>
+          <w:rFonts w:hint="eastAsia"/>
+        </w:rPr>
+        <w:t>뒤로가기</w:t>
+      </w:r>
+      <w:proofErr w:type="spellEnd"/>
+      <w:r>
+        <w:rPr>
+          <w:rFonts w:hint="eastAsia"/>
+        </w:rPr>
+        <w:t xml:space="preserve"> 버튼을 누를 경우 상품구매 화면으로 넘어갑니다.</w:t>
+      </w:r>
+    </w:p>
+    <w:p>
+      <w:r>
+        <w:rPr>
+          <w:rFonts w:hint="eastAsia"/>
+        </w:rPr>
+        <w:t xml:space="preserve">만약 주문 이력이 있으면 주문 날짜, 주문 상품의 이미지, 이름, 수량, 금액, 수령매장, 총결제금액이 나오게 됩니다. 아직 수령하지 않은 경우 </w:t>
+      </w:r>
+      <w:proofErr w:type="gramStart"/>
+      <w:r>
+        <w:rPr>
+          <w:rFonts w:hint="eastAsia"/>
+        </w:rPr>
+        <w:t>준비중 이라는</w:t>
+      </w:r>
+      <w:proofErr w:type="gramEnd"/>
+      <w:r>
+        <w:rPr>
+          <w:rFonts w:hint="eastAsia"/>
+        </w:rPr>
+        <w:t xml:space="preserve"> 이미지가 우측 상단에 뜹니다. 만약 </w:t>
+      </w:r>
+      <w:proofErr w:type="spellStart"/>
+      <w:r>
+        <w:rPr>
+          <w:rFonts w:hint="eastAsia"/>
+        </w:rPr>
+        <w:t>수령되었다</w:t>
       </w:r>
       <w:r>
         <w:rPr>
           <w:rFonts w:hint="eastAsia"/>
         </w:rPr>
         <w:lastRenderedPageBreak/>
-        <w:t>면 수령 완료 라는 이미지가 우측 상단에 뜹니다. 주문번호는 제외하고 만들면 됩니다.</w:t>
+        <w:t>면</w:t>
+      </w:r>
+      <w:proofErr w:type="spellEnd"/>
+      <w:r>
+        <w:rPr>
+          <w:rFonts w:hint="eastAsia"/>
+        </w:rPr>
+        <w:t xml:space="preserve"> 수령 완료 라는 이미지가 우측 상단에 뜹니다. 주문번호는 제외하고 만들면 됩니다.</w:t>
       </w:r>
     </w:p>
     <w:p>
@@ -1932,7 +2760,35 @@
         <w:rPr>
           <w:rFonts w:hint="eastAsia"/>
         </w:rPr>
-        <w:t xml:space="preserve"> 버튼이 활성화 됩니다. 해당 기능을 누르면 12-1 화면 처럼 구매한 상품에 리뷰를 남길 수 있습니다. 리뷰를 남기면 </w:t>
+        <w:t xml:space="preserve"> 버튼이 </w:t>
+      </w:r>
+      <w:proofErr w:type="gramStart"/>
+      <w:r>
+        <w:rPr>
+          <w:rFonts w:hint="eastAsia"/>
+        </w:rPr>
+        <w:t>활성화 됩니다</w:t>
+      </w:r>
+      <w:proofErr w:type="gramEnd"/>
+      <w:r>
+        <w:rPr>
+          <w:rFonts w:hint="eastAsia"/>
+        </w:rPr>
+        <w:t xml:space="preserve">. 해당 기능을 누르면 12-1 </w:t>
+      </w:r>
+      <w:proofErr w:type="gramStart"/>
+      <w:r>
+        <w:rPr>
+          <w:rFonts w:hint="eastAsia"/>
+        </w:rPr>
+        <w:t>화면 처럼</w:t>
+      </w:r>
+      <w:proofErr w:type="gramEnd"/>
+      <w:r>
+        <w:rPr>
+          <w:rFonts w:hint="eastAsia"/>
+        </w:rPr>
+        <w:t xml:space="preserve"> 구매한 상품에 리뷰를 남길 수 있습니다. 리뷰를 남기면 </w:t>
       </w:r>
       <w:r>
         <w:t>“</w:t>
@@ -2044,7 +2900,21 @@
         <w:rPr>
           <w:rFonts w:hint="eastAsia"/>
         </w:rPr>
-        <w:t xml:space="preserve">이미지는 예시이며 실제 지도 api를 이용해서 임의로 놀이기구 위치와 기념품관 위치를 찍어서 소개할 </w:t>
+        <w:t xml:space="preserve">이미지는 예시이며 실제 지도 </w:t>
+      </w:r>
+      <w:proofErr w:type="spellStart"/>
+      <w:r>
+        <w:rPr>
+          <w:rFonts w:hint="eastAsia"/>
+        </w:rPr>
+        <w:t>api</w:t>
+      </w:r>
+      <w:proofErr w:type="spellEnd"/>
+      <w:r>
+        <w:rPr>
+          <w:rFonts w:hint="eastAsia"/>
+        </w:rPr>
+        <w:t xml:space="preserve">를 이용해서 임의로 놀이기구 위치와 기념품관 위치를 찍어서 소개할 </w:t>
       </w:r>
       <w:r>
         <w:rPr>
@@ -2063,11 +2933,19 @@
           <w:numId w:val="1"/>
         </w:numPr>
       </w:pPr>
-      <w:r>
-        <w:rPr>
-          <w:rFonts w:hint="eastAsia"/>
-        </w:rPr>
-        <w:t>내정보 화면</w:t>
+      <w:proofErr w:type="spellStart"/>
+      <w:r>
+        <w:rPr>
+          <w:rFonts w:hint="eastAsia"/>
+        </w:rPr>
+        <w:t>내정보</w:t>
+      </w:r>
+      <w:proofErr w:type="spellEnd"/>
+      <w:r>
+        <w:rPr>
+          <w:rFonts w:hint="eastAsia"/>
+        </w:rPr>
+        <w:t xml:space="preserve"> 화면</w:t>
       </w:r>
     </w:p>
     <w:p>
@@ -2122,7 +3000,21 @@
         <w:rPr>
           <w:rFonts w:hint="eastAsia"/>
         </w:rPr>
-        <w:t>사진과 같이 ui를 구성해주면 됩니다. 내 정보는 account 테이블에서 가져오면 됩니다.</w:t>
+        <w:t xml:space="preserve">사진과 같이 </w:t>
+      </w:r>
+      <w:proofErr w:type="spellStart"/>
+      <w:r>
+        <w:rPr>
+          <w:rFonts w:hint="eastAsia"/>
+        </w:rPr>
+        <w:t>ui</w:t>
+      </w:r>
+      <w:proofErr w:type="spellEnd"/>
+      <w:r>
+        <w:rPr>
+          <w:rFonts w:hint="eastAsia"/>
+        </w:rPr>
+        <w:t>를 구성해주면 됩니다. 내 정보는 account 테이블에서 가져오면 됩니다.</w:t>
       </w:r>
     </w:p>
     <w:p>
@@ -2304,7 +3196,49 @@
         <w:rPr>
           <w:rFonts w:hint="eastAsia"/>
         </w:rPr>
-        <w:t xml:space="preserve">검색 기능을 통해 친구추가된 친구중에 특정 인원을 찾을 수 있습니다. 아이디/이름을 통해서 찾을 수 있으며 엔터기능 없이 </w:t>
+        <w:t xml:space="preserve">검색 기능을 통해 </w:t>
+      </w:r>
+      <w:proofErr w:type="spellStart"/>
+      <w:r>
+        <w:rPr>
+          <w:rFonts w:hint="eastAsia"/>
+        </w:rPr>
+        <w:t>친구추가된</w:t>
+      </w:r>
+      <w:proofErr w:type="spellEnd"/>
+      <w:r>
+        <w:rPr>
+          <w:rFonts w:hint="eastAsia"/>
+        </w:rPr>
+        <w:t xml:space="preserve"> </w:t>
+      </w:r>
+      <w:proofErr w:type="spellStart"/>
+      <w:r>
+        <w:rPr>
+          <w:rFonts w:hint="eastAsia"/>
+        </w:rPr>
+        <w:t>친구중에</w:t>
+      </w:r>
+      <w:proofErr w:type="spellEnd"/>
+      <w:r>
+        <w:rPr>
+          <w:rFonts w:hint="eastAsia"/>
+        </w:rPr>
+        <w:t xml:space="preserve"> 특정 인원을 찾을 수 있습니다. 아이디/이름을 통해서 찾을 수 있으며 </w:t>
+      </w:r>
+      <w:proofErr w:type="spellStart"/>
+      <w:r>
+        <w:rPr>
+          <w:rFonts w:hint="eastAsia"/>
+        </w:rPr>
+        <w:t>엔터기능</w:t>
+      </w:r>
+      <w:proofErr w:type="spellEnd"/>
+      <w:r>
+        <w:rPr>
+          <w:rFonts w:hint="eastAsia"/>
+        </w:rPr>
+        <w:t xml:space="preserve"> 없이 </w:t>
       </w:r>
       <w:r>
         <w:t>“</w:t>
@@ -2318,11 +3252,19 @@
       <w:r>
         <w:t>”</w:t>
       </w:r>
-      <w:r>
-        <w:rPr>
-          <w:rFonts w:hint="eastAsia"/>
-        </w:rPr>
-        <w:t xml:space="preserve">라고 치는 도중에 </w:t>
+      <w:proofErr w:type="spellStart"/>
+      <w:r>
+        <w:rPr>
+          <w:rFonts w:hint="eastAsia"/>
+        </w:rPr>
+        <w:t>라고</w:t>
+      </w:r>
+      <w:proofErr w:type="spellEnd"/>
+      <w:r>
+        <w:rPr>
+          <w:rFonts w:hint="eastAsia"/>
+        </w:rPr>
+        <w:t xml:space="preserve"> 치는 도중에 </w:t>
       </w:r>
       <w:r>
         <w:t>“</w:t>
@@ -2354,19 +3296,41 @@
       <w:r>
         <w:t>”</w:t>
       </w:r>
-      <w:r>
-        <w:rPr>
-          <w:rFonts w:hint="eastAsia"/>
-        </w:rPr>
-        <w:t>를 찾을 수 있습니다.</w:t>
-      </w:r>
-    </w:p>
-    <w:p>
-      <w:r>
-        <w:rPr>
-          <w:rFonts w:hint="eastAsia"/>
-        </w:rPr>
-        <w:t>리스트는 현재 티켓을 보유한 사람들이 제일 먼저 나타나고 티켓을 보유한 친구는 리스트 좌측 이미지에 보라빛이 들어옵니다. 그리고 이름 옆에 티켓 보유라는 이미지가 뜹니다.</w:t>
+      <w:proofErr w:type="spellStart"/>
+      <w:r>
+        <w:rPr>
+          <w:rFonts w:hint="eastAsia"/>
+        </w:rPr>
+        <w:t>를</w:t>
+      </w:r>
+      <w:proofErr w:type="spellEnd"/>
+      <w:r>
+        <w:rPr>
+          <w:rFonts w:hint="eastAsia"/>
+        </w:rPr>
+        <w:t xml:space="preserve"> 찾을 수 있습니다.</w:t>
+      </w:r>
+    </w:p>
+    <w:p>
+      <w:r>
+        <w:rPr>
+          <w:rFonts w:hint="eastAsia"/>
+        </w:rPr>
+        <w:t xml:space="preserve">리스트는 현재 티켓을 보유한 사람들이 제일 먼저 나타나고 티켓을 보유한 친구는 리스트 좌측 이미지에 </w:t>
+      </w:r>
+      <w:proofErr w:type="spellStart"/>
+      <w:r>
+        <w:rPr>
+          <w:rFonts w:hint="eastAsia"/>
+        </w:rPr>
+        <w:t>보라빛이</w:t>
+      </w:r>
+      <w:proofErr w:type="spellEnd"/>
+      <w:r>
+        <w:rPr>
+          <w:rFonts w:hint="eastAsia"/>
+        </w:rPr>
+        <w:t xml:space="preserve"> 들어옵니다. 그리고 이름 옆에 티켓 보유라는 이미지가 뜹니다.</w:t>
       </w:r>
     </w:p>
     <w:p>
@@ -2379,16 +3343,38 @@
         <w:rPr>
           <w:rFonts w:hint="eastAsia"/>
         </w:rPr>
-        <w:t xml:space="preserve">티켓을 보유한 친구들을 체크한 후 일행 추가를 누르면 하나의 그룹으로 기억하게 됩니다. 기억된 그룹은 어트랙션 예약 화면으로 넘어갈 경우 바로 체크되어 있습니다. 만약 티켓이 없는 친구를 선택하여 일행 추가를 누른 경우 </w:t>
+        <w:t xml:space="preserve">티켓을 보유한 친구들을 체크한 후 일행 추가를 누르면 하나의 그룹으로 기억하게 됩니다. 기억된 그룹은 </w:t>
+      </w:r>
+      <w:proofErr w:type="spellStart"/>
+      <w:r>
+        <w:rPr>
+          <w:rFonts w:hint="eastAsia"/>
+        </w:rPr>
+        <w:t>어트랙션</w:t>
+      </w:r>
+      <w:proofErr w:type="spellEnd"/>
+      <w:r>
+        <w:rPr>
+          <w:rFonts w:hint="eastAsia"/>
+        </w:rPr>
+        <w:t xml:space="preserve"> 예약 화면으로 넘어갈 경우 바로 체크되어 있습니다. 만약 티켓이 없는 친구를 선택하여 일행 추가를 누른 경우 </w:t>
       </w:r>
       <w:r>
         <w:t>“</w:t>
       </w:r>
-      <w:r>
-        <w:rPr>
-          <w:rFonts w:hint="eastAsia"/>
-        </w:rPr>
-        <w:t>티켓없는 인원이 있습니다</w:t>
+      <w:proofErr w:type="spellStart"/>
+      <w:r>
+        <w:rPr>
+          <w:rFonts w:hint="eastAsia"/>
+        </w:rPr>
+        <w:t>티켓없는</w:t>
+      </w:r>
+      <w:proofErr w:type="spellEnd"/>
+      <w:r>
+        <w:rPr>
+          <w:rFonts w:hint="eastAsia"/>
+        </w:rPr>
+        <w:t xml:space="preserve"> 인원이 있습니다</w:t>
       </w:r>
       <w:r>
         <w:t>”</w:t>
@@ -2410,7 +3396,21 @@
         <w:rPr>
           <w:rFonts w:hint="eastAsia"/>
         </w:rPr>
-        <w:t xml:space="preserve">+) 내 친구 검색 edittext창 아래에 친구삭제 버튼을 우측에 작게 만듭니다. 친구를 체크하고 </w:t>
+        <w:t xml:space="preserve">+) 내 친구 검색 </w:t>
+      </w:r>
+      <w:proofErr w:type="spellStart"/>
+      <w:r>
+        <w:rPr>
+          <w:rFonts w:hint="eastAsia"/>
+        </w:rPr>
+        <w:t>edittext</w:t>
+      </w:r>
+      <w:proofErr w:type="spellEnd"/>
+      <w:r>
+        <w:rPr>
+          <w:rFonts w:hint="eastAsia"/>
+        </w:rPr>
+        <w:t xml:space="preserve">창 아래에 친구삭제 버튼을 우측에 작게 만듭니다. 친구를 체크하고 </w:t>
       </w:r>
       <w:r>
         <w:t>“</w:t>
@@ -2437,7 +3437,21 @@
         <w:rPr>
           <w:rFonts w:hint="eastAsia"/>
         </w:rPr>
-        <w:t>친구를 삭제하시겠습니까?</w:t>
+        <w:t xml:space="preserve">친구를 </w:t>
+      </w:r>
+      <w:proofErr w:type="spellStart"/>
+      <w:r>
+        <w:rPr>
+          <w:rFonts w:hint="eastAsia"/>
+        </w:rPr>
+        <w:t>삭제하시겠습니까</w:t>
+      </w:r>
+      <w:proofErr w:type="spellEnd"/>
+      <w:r>
+        <w:rPr>
+          <w:rFonts w:hint="eastAsia"/>
+        </w:rPr>
+        <w:t>?</w:t>
       </w:r>
       <w:r>
         <w:t>”</w:t>
@@ -2460,11 +3474,33 @@
       <w:r>
         <w:t>“</w:t>
       </w:r>
-      <w:r>
-        <w:rPr>
-          <w:rFonts w:hint="eastAsia"/>
-        </w:rPr>
-        <w:t>OOO님을 친구 추가 하시겠습니까?</w:t>
+      <w:proofErr w:type="gramStart"/>
+      <w:r>
+        <w:rPr>
+          <w:rFonts w:hint="eastAsia"/>
+        </w:rPr>
+        <w:t>OOO님을</w:t>
+      </w:r>
+      <w:proofErr w:type="gramEnd"/>
+      <w:r>
+        <w:rPr>
+          <w:rFonts w:hint="eastAsia"/>
+        </w:rPr>
+        <w:t xml:space="preserve"> 친구 </w:t>
+      </w:r>
+      <w:proofErr w:type="gramStart"/>
+      <w:r>
+        <w:rPr>
+          <w:rFonts w:hint="eastAsia"/>
+        </w:rPr>
+        <w:t>추가 하시겠습니까</w:t>
+      </w:r>
+      <w:proofErr w:type="gramEnd"/>
+      <w:r>
+        <w:rPr>
+          <w:rFonts w:hint="eastAsia"/>
+        </w:rPr>
+        <w:t>?</w:t>
       </w:r>
       <w:r>
         <w:t>”</w:t>
@@ -2473,7 +3509,35 @@
         <w:rPr>
           <w:rFonts w:hint="eastAsia"/>
         </w:rPr>
-        <w:t xml:space="preserve"> 라는 창이 나오고 취소를 누를경우 알림창이 닫히고 확인을 눌렀을 경우 친구 추가가 됩니다.</w:t>
+        <w:t xml:space="preserve"> 라는 창이 나오고 취소를 </w:t>
+      </w:r>
+      <w:proofErr w:type="spellStart"/>
+      <w:r>
+        <w:rPr>
+          <w:rFonts w:hint="eastAsia"/>
+        </w:rPr>
+        <w:t>누를경우</w:t>
+      </w:r>
+      <w:proofErr w:type="spellEnd"/>
+      <w:r>
+        <w:rPr>
+          <w:rFonts w:hint="eastAsia"/>
+        </w:rPr>
+        <w:t xml:space="preserve"> </w:t>
+      </w:r>
+      <w:proofErr w:type="spellStart"/>
+      <w:r>
+        <w:rPr>
+          <w:rFonts w:hint="eastAsia"/>
+        </w:rPr>
+        <w:t>알림창이</w:t>
+      </w:r>
+      <w:proofErr w:type="spellEnd"/>
+      <w:r>
+        <w:rPr>
+          <w:rFonts w:hint="eastAsia"/>
+        </w:rPr>
+        <w:t xml:space="preserve"> 닫히고 확인을 눌렀을 경우 친구 추가가 됩니다.</w:t>
       </w:r>
     </w:p>
     <w:p/>
@@ -2485,11 +3549,19 @@
           <w:numId w:val="1"/>
         </w:numPr>
       </w:pPr>
-      <w:r>
-        <w:rPr>
-          <w:rFonts w:hint="eastAsia"/>
-        </w:rPr>
-        <w:t>어트랙션 예약 화면</w:t>
+      <w:proofErr w:type="spellStart"/>
+      <w:r>
+        <w:rPr>
+          <w:rFonts w:hint="eastAsia"/>
+        </w:rPr>
+        <w:t>어트랙션</w:t>
+      </w:r>
+      <w:proofErr w:type="spellEnd"/>
+      <w:r>
+        <w:rPr>
+          <w:rFonts w:hint="eastAsia"/>
+        </w:rPr>
+        <w:t xml:space="preserve"> 예약 화면</w:t>
       </w:r>
     </w:p>
     <w:p>
@@ -2536,33 +3608,79 @@
         <w:rPr>
           <w:rFonts w:hint="eastAsia"/>
         </w:rPr>
-        <w:t>네비게이션 바에서 어트랙션 예약을 누르면 나오는 화면입니다.</w:t>
-      </w:r>
-    </w:p>
-    <w:p>
-      <w:r>
-        <w:rPr>
-          <w:rFonts w:hint="eastAsia"/>
-        </w:rPr>
-        <w:t xml:space="preserve">어트랙션 검색기능이 있고 엔터기능은 없습니다. </w:t>
+        <w:t xml:space="preserve">네비게이션 바에서 </w:t>
+      </w:r>
+      <w:proofErr w:type="spellStart"/>
+      <w:r>
+        <w:rPr>
+          <w:rFonts w:hint="eastAsia"/>
+        </w:rPr>
+        <w:t>어트랙션</w:t>
+      </w:r>
+      <w:proofErr w:type="spellEnd"/>
+      <w:r>
+        <w:rPr>
+          <w:rFonts w:hint="eastAsia"/>
+        </w:rPr>
+        <w:t xml:space="preserve"> 예약을 누르면 나오는 화면입니다.</w:t>
+      </w:r>
+    </w:p>
+    <w:p>
+      <w:proofErr w:type="spellStart"/>
+      <w:r>
+        <w:rPr>
+          <w:rFonts w:hint="eastAsia"/>
+        </w:rPr>
+        <w:t>어트랙션</w:t>
+      </w:r>
+      <w:proofErr w:type="spellEnd"/>
+      <w:r>
+        <w:rPr>
+          <w:rFonts w:hint="eastAsia"/>
+        </w:rPr>
+        <w:t xml:space="preserve"> 검색기능이 있고 </w:t>
+      </w:r>
+      <w:proofErr w:type="spellStart"/>
+      <w:r>
+        <w:rPr>
+          <w:rFonts w:hint="eastAsia"/>
+        </w:rPr>
+        <w:t>엔터기능은</w:t>
+      </w:r>
+      <w:proofErr w:type="spellEnd"/>
+      <w:r>
+        <w:rPr>
+          <w:rFonts w:hint="eastAsia"/>
+        </w:rPr>
+        <w:t xml:space="preserve"> 없습니다. </w:t>
       </w:r>
       <w:r>
         <w:t>“</w:t>
       </w:r>
+      <w:proofErr w:type="spellStart"/>
       <w:r>
         <w:rPr>
           <w:rFonts w:hint="eastAsia"/>
         </w:rPr>
         <w:t>롤로코스터</w:t>
       </w:r>
+      <w:proofErr w:type="spellEnd"/>
       <w:r>
         <w:t>”</w:t>
       </w:r>
-      <w:r>
-        <w:rPr>
-          <w:rFonts w:hint="eastAsia"/>
-        </w:rPr>
-        <w:t xml:space="preserve">를 찾고 싶다고 할 때 </w:t>
+      <w:proofErr w:type="spellStart"/>
+      <w:r>
+        <w:rPr>
+          <w:rFonts w:hint="eastAsia"/>
+        </w:rPr>
+        <w:t>를</w:t>
+      </w:r>
+      <w:proofErr w:type="spellEnd"/>
+      <w:r>
+        <w:rPr>
+          <w:rFonts w:hint="eastAsia"/>
+        </w:rPr>
+        <w:t xml:space="preserve"> 찾고 싶다고 할 때 </w:t>
       </w:r>
       <w:r>
         <w:t>“</w:t>
@@ -2594,11 +3712,19 @@
       <w:r>
         <w:t>”</w:t>
       </w:r>
-      <w:r>
-        <w:rPr>
-          <w:rFonts w:hint="eastAsia"/>
-        </w:rPr>
-        <w:t xml:space="preserve">라고만 적어도 바로 필터가 되어 리스트에 나오게 됩니다. </w:t>
+      <w:proofErr w:type="spellStart"/>
+      <w:r>
+        <w:rPr>
+          <w:rFonts w:hint="eastAsia"/>
+        </w:rPr>
+        <w:t>라고만</w:t>
+      </w:r>
+      <w:proofErr w:type="spellEnd"/>
+      <w:r>
+        <w:rPr>
+          <w:rFonts w:hint="eastAsia"/>
+        </w:rPr>
+        <w:t xml:space="preserve"> 적어도 바로 필터가 되어 리스트에 나오게 됩니다. </w:t>
       </w:r>
     </w:p>
     <w:p>
@@ -2630,7 +3756,21 @@
         <w:rPr>
           <w:rFonts w:hint="eastAsia"/>
         </w:rPr>
-        <w:t>ttraction db에서 가져오면 됩니다. 이름, 최대 인원 수, 설명, 현재 대기 인원, 예상 대기 시간과 이미지가 나옵니다. 예상 대기 시간은 해당 놀이기구의 최대 인원수가 20명이라고 하면 20명 마다 10분을 추가해서 계산하면 됩니다.</w:t>
+        <w:t xml:space="preserve">ttraction </w:t>
+      </w:r>
+      <w:proofErr w:type="spellStart"/>
+      <w:r>
+        <w:rPr>
+          <w:rFonts w:hint="eastAsia"/>
+        </w:rPr>
+        <w:t>db</w:t>
+      </w:r>
+      <w:proofErr w:type="spellEnd"/>
+      <w:r>
+        <w:rPr>
+          <w:rFonts w:hint="eastAsia"/>
+        </w:rPr>
+        <w:t>에서 가져오면 됩니다. 이름, 최대 인원 수, 설명, 현재 대기 인원, 예상 대기 시간과 이미지가 나옵니다. 예상 대기 시간은 해당 놀이기구의 최대 인원수가 20명이라고 하면 20명 마다 10분을 추가해서 계산하면 됩니다.</w:t>
       </w:r>
     </w:p>
     <w:p>
@@ -2664,7 +3804,21 @@
         <w:rPr>
           <w:rFonts w:hint="eastAsia"/>
         </w:rPr>
-        <w:t>12- 1 어트랙션 상세</w:t>
+        <w:t xml:space="preserve">12- 1 </w:t>
+      </w:r>
+      <w:proofErr w:type="spellStart"/>
+      <w:r>
+        <w:rPr>
+          <w:rFonts w:hint="eastAsia"/>
+        </w:rPr>
+        <w:t>어트랙션</w:t>
+      </w:r>
+      <w:proofErr w:type="spellEnd"/>
+      <w:r>
+        <w:rPr>
+          <w:rFonts w:hint="eastAsia"/>
+        </w:rPr>
+        <w:t xml:space="preserve"> 상세</w:t>
       </w:r>
     </w:p>
     <w:p>
@@ -2862,7 +4016,35 @@
         <w:rPr>
           <w:rFonts w:hint="eastAsia"/>
         </w:rPr>
-        <w:t xml:space="preserve">그 아래에는 이용 후기와 총 별점이 나옵니다. 해당 놀이기구의 리뷰가 순서대로 나옵니다. 본인이 작성한 리뷰는 리뷰의 우측 하단에 수정, 삭제 버튼이 보입니다. 수정을 누를 경우 별점과 리뷰 내용 수정이 가능하고 삭제를 누를 경우 </w:t>
+        <w:t xml:space="preserve">그 아래에는 이용 후기와 총 </w:t>
+      </w:r>
+      <w:proofErr w:type="spellStart"/>
+      <w:r>
+        <w:rPr>
+          <w:rFonts w:hint="eastAsia"/>
+        </w:rPr>
+        <w:t>별점이</w:t>
+      </w:r>
+      <w:proofErr w:type="spellEnd"/>
+      <w:r>
+        <w:rPr>
+          <w:rFonts w:hint="eastAsia"/>
+        </w:rPr>
+        <w:t xml:space="preserve"> 나옵니다. 해당 놀이기구의 리뷰가 순서대로 나옵니다. 본인이 작성한 리뷰는 리뷰의 우측 하단에 수정, 삭제 버튼이 보입니다. 수정을 누를 경우 </w:t>
+      </w:r>
+      <w:proofErr w:type="spellStart"/>
+      <w:r>
+        <w:rPr>
+          <w:rFonts w:hint="eastAsia"/>
+        </w:rPr>
+        <w:t>별점과</w:t>
+      </w:r>
+      <w:proofErr w:type="spellEnd"/>
+      <w:r>
+        <w:rPr>
+          <w:rFonts w:hint="eastAsia"/>
+        </w:rPr>
+        <w:t xml:space="preserve"> 리뷰 내용 수정이 가능하고 삭제를 누를 경우 </w:t>
       </w:r>
       <w:r>
         <w:t>“</w:t>
@@ -2871,7 +4053,21 @@
         <w:rPr>
           <w:rFonts w:hint="eastAsia"/>
         </w:rPr>
-        <w:t>정말로 삭제하시겠습니까?</w:t>
+        <w:t xml:space="preserve">정말로 </w:t>
+      </w:r>
+      <w:proofErr w:type="spellStart"/>
+      <w:r>
+        <w:rPr>
+          <w:rFonts w:hint="eastAsia"/>
+        </w:rPr>
+        <w:t>삭제하시겠습니까</w:t>
+      </w:r>
+      <w:proofErr w:type="spellEnd"/>
+      <w:r>
+        <w:rPr>
+          <w:rFonts w:hint="eastAsia"/>
+        </w:rPr>
+        <w:t>?</w:t>
       </w:r>
       <w:r>
         <w:t>”</w:t>
@@ -2919,7 +4115,21 @@
         <w:rPr>
           <w:rFonts w:hint="eastAsia"/>
         </w:rPr>
-        <w:t xml:space="preserve"> 라는 Toast메시지가 뜨면 됩니다. 금일 리뷰 작성이 되지 않았다면 이용 후기 작성 다이얼로그가 나오고 별점과 내용을 적을 수 있습니다. 취소를 누르면 다이얼로그가 닫히고 확인을 누르면 리뷰가 작성되게 됩니다.</w:t>
+        <w:t xml:space="preserve"> 라는 Toast메시지가 뜨면 됩니다. 금일 리뷰 작성이 되지 않았다면 이용 후기 작성 다이얼로그가 나오고 </w:t>
+      </w:r>
+      <w:proofErr w:type="spellStart"/>
+      <w:r>
+        <w:rPr>
+          <w:rFonts w:hint="eastAsia"/>
+        </w:rPr>
+        <w:t>별점과</w:t>
+      </w:r>
+      <w:proofErr w:type="spellEnd"/>
+      <w:r>
+        <w:rPr>
+          <w:rFonts w:hint="eastAsia"/>
+        </w:rPr>
+        <w:t xml:space="preserve"> 내용을 적을 수 있습니다. 취소를 누르면 다이얼로그가 닫히고 확인을 누르면 리뷰가 작성되게 됩니다.</w:t>
       </w:r>
     </w:p>
     <w:p/>
@@ -2977,23 +4187,87 @@
           <w:rFonts w:hint="eastAsia"/>
         </w:rPr>
       </w:pPr>
-      <w:r>
-        <w:rPr>
-          <w:rFonts w:hint="eastAsia"/>
-        </w:rPr>
-        <w:t>어트랙션 예약 화면의 예약 버튼이나 어트랙션 상세 화면의 예약 버튼을 누르면 나타나는 화면입니다.</w:t>
-      </w:r>
-      <w:r>
-        <w:rPr>
-          <w:rFonts w:hint="eastAsia"/>
-        </w:rPr>
-        <w:t xml:space="preserve">예약할 경우 혼자 예약도 가능하지만 팀을 만들어 예약이 가능합니다. 예약 인원은 어트랙션의 최대 탑승 인원수에 맞게 제한합니다. </w:t>
-      </w:r>
-      <w:r>
-        <w:rPr>
-          <w:rFonts w:hint="eastAsia"/>
-        </w:rPr>
-        <w:t>오늘 티켓이 있는 친구들만 표시됩니다 -&gt; 오늘 티켓이 있으며 어트랙션 예약이 없는 인원만 표시됩니다. 로 수정합니다. 11-2화면에서 일행을 만들었다면 그 일행들</w:t>
+      <w:proofErr w:type="spellStart"/>
+      <w:r>
+        <w:rPr>
+          <w:rFonts w:hint="eastAsia"/>
+        </w:rPr>
+        <w:t>어트랙션</w:t>
+      </w:r>
+      <w:proofErr w:type="spellEnd"/>
+      <w:r>
+        <w:rPr>
+          <w:rFonts w:hint="eastAsia"/>
+        </w:rPr>
+        <w:t xml:space="preserve"> 예약 화면의 예약 버튼이나 </w:t>
+      </w:r>
+      <w:proofErr w:type="spellStart"/>
+      <w:r>
+        <w:rPr>
+          <w:rFonts w:hint="eastAsia"/>
+        </w:rPr>
+        <w:t>어트랙션</w:t>
+      </w:r>
+      <w:proofErr w:type="spellEnd"/>
+      <w:r>
+        <w:rPr>
+          <w:rFonts w:hint="eastAsia"/>
+        </w:rPr>
+        <w:t xml:space="preserve"> 상세 화면의 예약 버튼을 누르면 나타나는 </w:t>
+      </w:r>
+      <w:proofErr w:type="gramStart"/>
+      <w:r>
+        <w:rPr>
+          <w:rFonts w:hint="eastAsia"/>
+        </w:rPr>
+        <w:t>화면입니다.</w:t>
+      </w:r>
+      <w:r>
+        <w:rPr>
+          <w:rFonts w:hint="eastAsia"/>
+        </w:rPr>
+        <w:t>예약할</w:t>
+      </w:r>
+      <w:proofErr w:type="gramEnd"/>
+      <w:r>
+        <w:rPr>
+          <w:rFonts w:hint="eastAsia"/>
+        </w:rPr>
+        <w:t xml:space="preserve"> 경우 혼자 예약도 가능하지만 팀을 만들어 예약이 가능합니다. 예약 인원은 </w:t>
+      </w:r>
+      <w:proofErr w:type="spellStart"/>
+      <w:r>
+        <w:rPr>
+          <w:rFonts w:hint="eastAsia"/>
+        </w:rPr>
+        <w:t>어트랙션의</w:t>
+      </w:r>
+      <w:proofErr w:type="spellEnd"/>
+      <w:r>
+        <w:rPr>
+          <w:rFonts w:hint="eastAsia"/>
+        </w:rPr>
+        <w:t xml:space="preserve"> 최대 탑승 인원수에 맞게 제한합니다. </w:t>
+      </w:r>
+      <w:r>
+        <w:rPr>
+          <w:rFonts w:hint="eastAsia"/>
+        </w:rPr>
+        <w:t xml:space="preserve">오늘 티켓이 있는 친구들만 표시됩니다 -&gt; 오늘 티켓이 있으며 </w:t>
+      </w:r>
+      <w:proofErr w:type="spellStart"/>
+      <w:r>
+        <w:rPr>
+          <w:rFonts w:hint="eastAsia"/>
+        </w:rPr>
+        <w:t>어트랙션</w:t>
+      </w:r>
+      <w:proofErr w:type="spellEnd"/>
+      <w:r>
+        <w:rPr>
+          <w:rFonts w:hint="eastAsia"/>
+        </w:rPr>
+        <w:t xml:space="preserve"> 예약이 없는 인원만 표시됩니다. 로 수정합니다. 11-2화면에서 일행을 만들었다면 그 일행들</w:t>
       </w:r>
       <w:r>
         <w:rPr>
@@ -3006,7 +4280,77 @@
         <w:rPr>
           <w:rFonts w:hint="eastAsia"/>
         </w:rPr>
-        <w:t>화면에 먼저 체크되어 있습니다. 체크된 인원은 아이콘과 카드 테두리에 보라빛을 띄며 체크되지 않은 인원은 회색빛을 띄게 됩니다. 그리고 예약하기를 누르면 Attraction_line db에 추가되며 어트랙션 예약 화면으로 넘어가게 됩니다.</w:t>
+        <w:t xml:space="preserve">화면에 먼저 체크되어 있습니다. 체크된 인원은 아이콘과 카드 테두리에 </w:t>
+      </w:r>
+      <w:proofErr w:type="spellStart"/>
+      <w:r>
+        <w:rPr>
+          <w:rFonts w:hint="eastAsia"/>
+        </w:rPr>
+        <w:t>보라빛을</w:t>
+      </w:r>
+      <w:proofErr w:type="spellEnd"/>
+      <w:r>
+        <w:rPr>
+          <w:rFonts w:hint="eastAsia"/>
+        </w:rPr>
+        <w:t xml:space="preserve"> 띄며 체크되지 않은 인원은 </w:t>
+      </w:r>
+      <w:proofErr w:type="spellStart"/>
+      <w:r>
+        <w:rPr>
+          <w:rFonts w:hint="eastAsia"/>
+        </w:rPr>
+        <w:t>회색빛을</w:t>
+      </w:r>
+      <w:proofErr w:type="spellEnd"/>
+      <w:r>
+        <w:rPr>
+          <w:rFonts w:hint="eastAsia"/>
+        </w:rPr>
+        <w:t xml:space="preserve"> 띄게 됩니다. 그리고 예약하기를 누르면 </w:t>
+      </w:r>
+      <w:proofErr w:type="spellStart"/>
+      <w:r>
+        <w:rPr>
+          <w:rFonts w:hint="eastAsia"/>
+        </w:rPr>
+        <w:t>Attraction_line</w:t>
+      </w:r>
+      <w:proofErr w:type="spellEnd"/>
+      <w:r>
+        <w:rPr>
+          <w:rFonts w:hint="eastAsia"/>
+        </w:rPr>
+        <w:t xml:space="preserve"> </w:t>
+      </w:r>
+      <w:proofErr w:type="spellStart"/>
+      <w:r>
+        <w:rPr>
+          <w:rFonts w:hint="eastAsia"/>
+        </w:rPr>
+        <w:t>db</w:t>
+      </w:r>
+      <w:proofErr w:type="spellEnd"/>
+      <w:r>
+        <w:rPr>
+          <w:rFonts w:hint="eastAsia"/>
+        </w:rPr>
+        <w:t xml:space="preserve">에 추가되며 </w:t>
+      </w:r>
+      <w:proofErr w:type="spellStart"/>
+      <w:r>
+        <w:rPr>
+          <w:rFonts w:hint="eastAsia"/>
+        </w:rPr>
+        <w:t>어트랙션</w:t>
+      </w:r>
+      <w:proofErr w:type="spellEnd"/>
+      <w:r>
+        <w:rPr>
+          <w:rFonts w:hint="eastAsia"/>
+        </w:rPr>
+        <w:t xml:space="preserve"> 예약 화면으로 넘어가게 됩니다.</w:t>
       </w:r>
     </w:p>
     <w:sectPr>
